--- a/public/labs/os/pz-24/ЛР1_ОС_Робота_в_середовищі_ОС_Windows.docx
+++ b/public/labs/os/pz-24/ЛР1_ОС_Робота_в_середовищі_ОС_Windows.docx
@@ -484,8 +484,8 @@
       <w:tblPr>
         <w:tblStyle w:val="Table"/>
         <w:tblW w:type="dxa" w:w="9637"/>
+        <w:tblLayout w:type="fixed"/>
         <w:tblLook w:firstRow="1" w:lastRow="0" w:firstColumn="0" w:lastColumn="0" w:noHBand="0" w:noVBand="0" w:val="0020"/>
-        <w:tblLayout w:type="fixed"/>
       </w:tblPr>
       <w:tblGrid>
         <w:gridCol w:w="3212"/>
@@ -501,6 +501,7 @@
           <w:p>
             <w:pPr>
               <w:pStyle w:val="Compact"/>
+              <w:spacing w:before="0" w:after="0" w:line="240" w:lineRule="auto"/>
             </w:pPr>
             <w:r>
               <w:t xml:space="preserve">Призначення</w:t>
@@ -512,6 +513,7 @@
           <w:p>
             <w:pPr>
               <w:pStyle w:val="Compact"/>
+              <w:spacing w:before="0" w:after="0" w:line="240" w:lineRule="auto"/>
             </w:pPr>
             <w:r>
               <w:t xml:space="preserve">CMD</w:t>
@@ -523,6 +525,7 @@
           <w:p>
             <w:pPr>
               <w:pStyle w:val="Compact"/>
+              <w:spacing w:before="0" w:after="0" w:line="240" w:lineRule="auto"/>
             </w:pPr>
             <w:r>
               <w:t xml:space="preserve">PowerShell</w:t>
@@ -536,6 +539,7 @@
           <w:p>
             <w:pPr>
               <w:pStyle w:val="Compact"/>
+              <w:spacing w:before="0" w:after="0" w:line="240" w:lineRule="auto"/>
             </w:pPr>
             <w:r>
               <w:t xml:space="preserve">Поточний каталог</w:t>
@@ -547,6 +551,7 @@
           <w:p>
             <w:pPr>
               <w:pStyle w:val="Compact"/>
+              <w:spacing w:before="0" w:after="0" w:line="240" w:lineRule="auto"/>
             </w:pPr>
             <w:r>
               <w:rPr>
@@ -561,6 +566,7 @@
           <w:p>
             <w:pPr>
               <w:pStyle w:val="Compact"/>
+              <w:spacing w:before="0" w:after="0" w:line="240" w:lineRule="auto"/>
             </w:pPr>
             <w:r>
               <w:rPr>
@@ -592,6 +598,7 @@
           <w:p>
             <w:pPr>
               <w:pStyle w:val="Compact"/>
+              <w:spacing w:before="0" w:after="0" w:line="240" w:lineRule="auto"/>
             </w:pPr>
             <w:r>
               <w:t xml:space="preserve">Вміст каталогу</w:t>
@@ -603,6 +610,7 @@
           <w:p>
             <w:pPr>
               <w:pStyle w:val="Compact"/>
+              <w:spacing w:before="0" w:after="0" w:line="240" w:lineRule="auto"/>
             </w:pPr>
             <w:r>
               <w:rPr>
@@ -617,6 +625,7 @@
           <w:p>
             <w:pPr>
               <w:pStyle w:val="Compact"/>
+              <w:spacing w:before="0" w:after="0" w:line="240" w:lineRule="auto"/>
             </w:pPr>
             <w:r>
               <w:rPr>
@@ -660,6 +669,7 @@
           <w:p>
             <w:pPr>
               <w:pStyle w:val="Compact"/>
+              <w:spacing w:before="0" w:after="0" w:line="240" w:lineRule="auto"/>
             </w:pPr>
             <w:r>
               <w:t xml:space="preserve">Дерево каталогів</w:t>
@@ -671,6 +681,7 @@
           <w:p>
             <w:pPr>
               <w:pStyle w:val="Compact"/>
+              <w:spacing w:before="0" w:after="0" w:line="240" w:lineRule="auto"/>
             </w:pPr>
             <w:r>
               <w:rPr>
@@ -685,6 +696,7 @@
           <w:p>
             <w:pPr>
               <w:pStyle w:val="Compact"/>
+              <w:spacing w:before="0" w:after="0" w:line="240" w:lineRule="auto"/>
             </w:pPr>
             <w:r>
               <w:t xml:space="preserve">—</w:t>
@@ -698,6 +710,7 @@
           <w:p>
             <w:pPr>
               <w:pStyle w:val="Compact"/>
+              <w:spacing w:before="0" w:after="0" w:line="240" w:lineRule="auto"/>
             </w:pPr>
             <w:r>
               <w:t xml:space="preserve">Створити каталог</w:t>
@@ -709,6 +722,7 @@
           <w:p>
             <w:pPr>
               <w:pStyle w:val="Compact"/>
+              <w:spacing w:before="0" w:after="0" w:line="240" w:lineRule="auto"/>
             </w:pPr>
             <w:r>
               <w:rPr>
@@ -723,6 +737,7 @@
           <w:p>
             <w:pPr>
               <w:pStyle w:val="Compact"/>
+              <w:spacing w:before="0" w:after="0" w:line="240" w:lineRule="auto"/>
             </w:pPr>
             <w:r>
               <w:rPr>
@@ -739,6 +754,7 @@
           <w:p>
             <w:pPr>
               <w:pStyle w:val="Compact"/>
+              <w:spacing w:before="0" w:after="0" w:line="240" w:lineRule="auto"/>
             </w:pPr>
             <w:r>
               <w:t xml:space="preserve">Показати вміст файлу</w:t>
@@ -750,6 +766,7 @@
           <w:p>
             <w:pPr>
               <w:pStyle w:val="Compact"/>
+              <w:spacing w:before="0" w:after="0" w:line="240" w:lineRule="auto"/>
             </w:pPr>
             <w:r>
               <w:rPr>
@@ -764,6 +781,7 @@
           <w:p>
             <w:pPr>
               <w:pStyle w:val="Compact"/>
+              <w:spacing w:before="0" w:after="0" w:line="240" w:lineRule="auto"/>
             </w:pPr>
             <w:r>
               <w:rPr>
@@ -795,6 +813,7 @@
           <w:p>
             <w:pPr>
               <w:pStyle w:val="Compact"/>
+              <w:spacing w:before="0" w:after="0" w:line="240" w:lineRule="auto"/>
             </w:pPr>
             <w:r>
               <w:t xml:space="preserve">Пошук у тексті</w:t>
@@ -806,6 +825,7 @@
           <w:p>
             <w:pPr>
               <w:pStyle w:val="Compact"/>
+              <w:spacing w:before="0" w:after="0" w:line="240" w:lineRule="auto"/>
             </w:pPr>
             <w:r>
               <w:rPr>
@@ -832,6 +852,7 @@
           <w:p>
             <w:pPr>
               <w:pStyle w:val="Compact"/>
+              <w:spacing w:before="0" w:after="0" w:line="240" w:lineRule="auto"/>
             </w:pPr>
             <w:r>
               <w:rPr>
@@ -848,6 +869,7 @@
           <w:p>
             <w:pPr>
               <w:pStyle w:val="Compact"/>
+              <w:spacing w:before="0" w:after="0" w:line="240" w:lineRule="auto"/>
             </w:pPr>
             <w:r>
               <w:t xml:space="preserve">Список процесів</w:t>
@@ -859,6 +881,7 @@
           <w:p>
             <w:pPr>
               <w:pStyle w:val="Compact"/>
+              <w:spacing w:before="0" w:after="0" w:line="240" w:lineRule="auto"/>
             </w:pPr>
             <w:r>
               <w:rPr>
@@ -873,6 +896,7 @@
           <w:p>
             <w:pPr>
               <w:pStyle w:val="Compact"/>
+              <w:spacing w:before="0" w:after="0" w:line="240" w:lineRule="auto"/>
             </w:pPr>
             <w:r>
               <w:rPr>
@@ -889,6 +913,7 @@
           <w:p>
             <w:pPr>
               <w:pStyle w:val="Compact"/>
+              <w:spacing w:before="0" w:after="0" w:line="240" w:lineRule="auto"/>
             </w:pPr>
             <w:r>
               <w:t xml:space="preserve">Завершити процес</w:t>
@@ -900,6 +925,7 @@
           <w:p>
             <w:pPr>
               <w:pStyle w:val="Compact"/>
+              <w:spacing w:before="0" w:after="0" w:line="240" w:lineRule="auto"/>
             </w:pPr>
             <w:r>
               <w:rPr>
@@ -914,6 +940,7 @@
           <w:p>
             <w:pPr>
               <w:pStyle w:val="Compact"/>
+              <w:spacing w:before="0" w:after="0" w:line="240" w:lineRule="auto"/>
             </w:pPr>
             <w:r>
               <w:rPr>
@@ -930,6 +957,7 @@
           <w:p>
             <w:pPr>
               <w:pStyle w:val="Compact"/>
+              <w:spacing w:before="0" w:after="0" w:line="240" w:lineRule="auto"/>
             </w:pPr>
             <w:r>
               <w:t xml:space="preserve">Служби</w:t>
@@ -941,6 +969,7 @@
           <w:p>
             <w:pPr>
               <w:pStyle w:val="Compact"/>
+              <w:spacing w:before="0" w:after="0" w:line="240" w:lineRule="auto"/>
             </w:pPr>
             <w:r>
               <w:rPr>
@@ -967,6 +996,7 @@
           <w:p>
             <w:pPr>
               <w:pStyle w:val="Compact"/>
+              <w:spacing w:before="0" w:after="0" w:line="240" w:lineRule="auto"/>
             </w:pPr>
             <w:r>
               <w:rPr>
@@ -983,6 +1013,7 @@
           <w:p>
             <w:pPr>
               <w:pStyle w:val="Compact"/>
+              <w:spacing w:before="0" w:after="0" w:line="240" w:lineRule="auto"/>
             </w:pPr>
             <w:r>
               <w:t xml:space="preserve">Версія системи</w:t>
@@ -994,6 +1025,7 @@
           <w:p>
             <w:pPr>
               <w:pStyle w:val="Compact"/>
+              <w:spacing w:before="0" w:after="0" w:line="240" w:lineRule="auto"/>
             </w:pPr>
             <w:r>
               <w:rPr>
@@ -1020,6 +1052,7 @@
           <w:p>
             <w:pPr>
               <w:pStyle w:val="Compact"/>
+              <w:spacing w:before="0" w:after="0" w:line="240" w:lineRule="auto"/>
             </w:pPr>
             <w:r>
               <w:rPr>
@@ -1036,6 +1069,7 @@
           <w:p>
             <w:pPr>
               <w:pStyle w:val="Compact"/>
+              <w:spacing w:before="0" w:after="0" w:line="240" w:lineRule="auto"/>
             </w:pPr>
             <w:r>
               <w:t xml:space="preserve">Змінна середовища</w:t>
@@ -1047,6 +1081,7 @@
           <w:p>
             <w:pPr>
               <w:pStyle w:val="Compact"/>
+              <w:spacing w:before="0" w:after="0" w:line="240" w:lineRule="auto"/>
             </w:pPr>
             <w:r>
               <w:rPr>
@@ -1061,6 +1096,7 @@
           <w:p>
             <w:pPr>
               <w:pStyle w:val="Compact"/>
+              <w:spacing w:before="0" w:after="0" w:line="240" w:lineRule="auto"/>
             </w:pPr>
             <w:r>
               <w:rPr>
@@ -3265,6 +3301,7 @@
           <w:p>
             <w:pPr>
               <w:pStyle w:val="Compact"/>
+              <w:spacing w:before="0" w:after="0" w:line="240" w:lineRule="auto"/>
             </w:pPr>
             <w:r>
               <w:t xml:space="preserve">№</w:t>
@@ -3276,6 +3313,7 @@
           <w:p>
             <w:pPr>
               <w:pStyle w:val="Compact"/>
+              <w:spacing w:before="0" w:after="0" w:line="240" w:lineRule="auto"/>
             </w:pPr>
             <w:r>
               <w:t xml:space="preserve">Параметр системи</w:t>
@@ -3287,6 +3325,7 @@
           <w:p>
             <w:pPr>
               <w:pStyle w:val="Compact"/>
+              <w:spacing w:before="0" w:after="0" w:line="240" w:lineRule="auto"/>
             </w:pPr>
             <w:r>
               <w:t xml:space="preserve">Структура каталогів</w:t>
@@ -3298,6 +3337,7 @@
           <w:p>
             <w:pPr>
               <w:pStyle w:val="Compact"/>
+              <w:spacing w:before="0" w:after="0" w:line="240" w:lineRule="auto"/>
             </w:pPr>
             <w:r>
               <w:t xml:space="preserve">Процес</w:t>
@@ -3309,6 +3349,7 @@
           <w:p>
             <w:pPr>
               <w:pStyle w:val="Compact"/>
+              <w:spacing w:before="0" w:after="0" w:line="240" w:lineRule="auto"/>
             </w:pPr>
             <w:r>
               <w:t xml:space="preserve">Додаткове завдання</w:t>
@@ -3322,6 +3363,7 @@
           <w:p>
             <w:pPr>
               <w:pStyle w:val="Compact"/>
+              <w:spacing w:before="0" w:after="0" w:line="240" w:lineRule="auto"/>
             </w:pPr>
             <w:r>
               <w:t xml:space="preserve">1</w:t>
@@ -3333,6 +3375,7 @@
           <w:p>
             <w:pPr>
               <w:pStyle w:val="Compact"/>
+              <w:spacing w:before="0" w:after="0" w:line="240" w:lineRule="auto"/>
             </w:pPr>
             <w:r>
               <w:t xml:space="preserve">Версія BIOS</w:t>
@@ -3344,6 +3387,7 @@
           <w:p>
             <w:pPr>
               <w:pStyle w:val="Compact"/>
+              <w:spacing w:before="0" w:after="0" w:line="240" w:lineRule="auto"/>
             </w:pPr>
             <w:r>
               <w:t xml:space="preserve">OS_LAB</w:t>
@@ -3361,6 +3405,7 @@
           <w:p>
             <w:pPr>
               <w:pStyle w:val="Compact"/>
+              <w:spacing w:before="0" w:after="0" w:line="240" w:lineRule="auto"/>
             </w:pPr>
             <w:r>
               <w:t xml:space="preserve">notepad.exe</w:t>
@@ -3372,6 +3417,7 @@
           <w:p>
             <w:pPr>
               <w:pStyle w:val="Compact"/>
+              <w:spacing w:before="0" w:after="0" w:line="240" w:lineRule="auto"/>
             </w:pPr>
             <w:r>
               <w:t xml:space="preserve">Пояснити, чому процес System має PID 4 і чому його не можна завершити</w:t>
@@ -3385,6 +3431,7 @@
           <w:p>
             <w:pPr>
               <w:pStyle w:val="Compact"/>
+              <w:spacing w:before="0" w:after="0" w:line="240" w:lineRule="auto"/>
             </w:pPr>
             <w:r>
               <w:t xml:space="preserve">2</w:t>
@@ -3396,6 +3443,7 @@
           <w:p>
             <w:pPr>
               <w:pStyle w:val="Compact"/>
+              <w:spacing w:before="0" w:after="0" w:line="240" w:lineRule="auto"/>
             </w:pPr>
             <w:r>
               <w:t xml:space="preserve">Обсяг фізичної пам’яті</w:t>
@@ -3407,6 +3455,7 @@
           <w:p>
             <w:pPr>
               <w:pStyle w:val="Compact"/>
+              <w:spacing w:before="0" w:after="0" w:line="240" w:lineRule="auto"/>
             </w:pPr>
             <w:r>
               <w:t xml:space="preserve">WIN_ENV</w:t>
@@ -3424,6 +3473,7 @@
           <w:p>
             <w:pPr>
               <w:pStyle w:val="Compact"/>
+              <w:spacing w:before="0" w:after="0" w:line="240" w:lineRule="auto"/>
             </w:pPr>
             <w:r>
               <w:t xml:space="preserve">calc.exe</w:t>
@@ -3435,6 +3485,7 @@
           <w:p>
             <w:pPr>
               <w:pStyle w:val="Compact"/>
+              <w:spacing w:before="0" w:after="0" w:line="240" w:lineRule="auto"/>
             </w:pPr>
             <w:r>
               <w:t xml:space="preserve">Визначити, скільки каталогів у PATH, і знайти той із них, де лежить ping.exe</w:t>
@@ -3448,6 +3499,7 @@
           <w:p>
             <w:pPr>
               <w:pStyle w:val="Compact"/>
+              <w:spacing w:before="0" w:after="0" w:line="240" w:lineRule="auto"/>
             </w:pPr>
             <w:r>
               <w:t xml:space="preserve">3</w:t>
@@ -3459,6 +3511,7 @@
           <w:p>
             <w:pPr>
               <w:pStyle w:val="Compact"/>
+              <w:spacing w:before="0" w:after="0" w:line="240" w:lineRule="auto"/>
             </w:pPr>
             <w:r>
               <w:t xml:space="preserve">Час завантаження системи</w:t>
@@ -3470,6 +3523,7 @@
           <w:p>
             <w:pPr>
               <w:pStyle w:val="Compact"/>
+              <w:spacing w:before="0" w:after="0" w:line="240" w:lineRule="auto"/>
             </w:pPr>
             <w:r>
               <w:t xml:space="preserve">SYS01</w:t>
@@ -3487,6 +3541,7 @@
           <w:p>
             <w:pPr>
               <w:pStyle w:val="Compact"/>
+              <w:spacing w:before="0" w:after="0" w:line="240" w:lineRule="auto"/>
             </w:pPr>
             <w:r>
               <w:t xml:space="preserve">mspaint.exe</w:t>
@@ -3498,6 +3553,7 @@
           <w:p>
             <w:pPr>
               <w:pStyle w:val="Compact"/>
+              <w:spacing w:before="0" w:after="0" w:line="240" w:lineRule="auto"/>
             </w:pPr>
             <w:r>
               <w:t xml:space="preserve">Порівняти вивід dir і dir /b та пояснити призначення ключа /b</w:t>
@@ -3511,6 +3567,7 @@
           <w:p>
             <w:pPr>
               <w:pStyle w:val="Compact"/>
+              <w:spacing w:before="0" w:after="0" w:line="240" w:lineRule="auto"/>
             </w:pPr>
             <w:r>
               <w:t xml:space="preserve">4</w:t>
@@ -3522,6 +3579,7 @@
           <w:p>
             <w:pPr>
               <w:pStyle w:val="Compact"/>
+              <w:spacing w:before="0" w:after="0" w:line="240" w:lineRule="auto"/>
             </w:pPr>
             <w:r>
               <w:t xml:space="preserve">Кількість встановлених оновлень</w:t>
@@ -3533,6 +3591,7 @@
           <w:p>
             <w:pPr>
               <w:pStyle w:val="Compact"/>
+              <w:spacing w:before="0" w:after="0" w:line="240" w:lineRule="auto"/>
             </w:pPr>
             <w:r>
               <w:t xml:space="preserve">LAB_A</w:t>
@@ -3550,6 +3609,7 @@
           <w:p>
             <w:pPr>
               <w:pStyle w:val="Compact"/>
+              <w:spacing w:before="0" w:after="0" w:line="240" w:lineRule="auto"/>
             </w:pPr>
             <w:r>
               <w:t xml:space="preserve">notepad.exe</w:t>
@@ -3561,6 +3621,7 @@
           <w:p>
             <w:pPr>
               <w:pStyle w:val="Compact"/>
+              <w:spacing w:before="0" w:after="0" w:line="240" w:lineRule="auto"/>
             </w:pPr>
             <w:r>
               <w:t xml:space="preserve">З’ясувати, що показує третій компонент номера збірки</w:t>
@@ -3574,6 +3635,7 @@
           <w:p>
             <w:pPr>
               <w:pStyle w:val="Compact"/>
+              <w:spacing w:before="0" w:after="0" w:line="240" w:lineRule="auto"/>
             </w:pPr>
             <w:r>
               <w:t xml:space="preserve">5</w:t>
@@ -3585,6 +3647,7 @@
           <w:p>
             <w:pPr>
               <w:pStyle w:val="Compact"/>
+              <w:spacing w:before="0" w:after="0" w:line="240" w:lineRule="auto"/>
             </w:pPr>
             <w:r>
               <w:t xml:space="preserve">Розмір файлу підкачки</w:t>
@@ -3596,6 +3659,7 @@
           <w:p>
             <w:pPr>
               <w:pStyle w:val="Compact"/>
+              <w:spacing w:before="0" w:after="0" w:line="240" w:lineRule="auto"/>
             </w:pPr>
             <w:r>
               <w:t xml:space="preserve">KERNEL</w:t>
@@ -3613,6 +3677,7 @@
           <w:p>
             <w:pPr>
               <w:pStyle w:val="Compact"/>
+              <w:spacing w:before="0" w:after="0" w:line="240" w:lineRule="auto"/>
             </w:pPr>
             <w:r>
               <w:t xml:space="preserve">charmap.exe</w:t>
@@ -3624,6 +3689,7 @@
           <w:p>
             <w:pPr>
               <w:pStyle w:val="Compact"/>
+              <w:spacing w:before="0" w:after="0" w:line="240" w:lineRule="auto"/>
             </w:pPr>
             <w:r>
               <w:t xml:space="preserve">Знайти ntoskrnl.exe і hal.dll, вказати їх розмір і дату</w:t>
@@ -3637,6 +3703,7 @@
           <w:p>
             <w:pPr>
               <w:pStyle w:val="Compact"/>
+              <w:spacing w:before="0" w:after="0" w:line="240" w:lineRule="auto"/>
             </w:pPr>
             <w:r>
               <w:t xml:space="preserve">6</w:t>
@@ -3648,6 +3715,7 @@
           <w:p>
             <w:pPr>
               <w:pStyle w:val="Compact"/>
+              <w:spacing w:before="0" w:after="0" w:line="240" w:lineRule="auto"/>
             </w:pPr>
             <w:r>
               <w:t xml:space="preserve">Часовий пояс системи</w:t>
@@ -3659,6 +3727,7 @@
           <w:p>
             <w:pPr>
               <w:pStyle w:val="Compact"/>
+              <w:spacing w:before="0" w:after="0" w:line="240" w:lineRule="auto"/>
             </w:pPr>
             <w:r>
               <w:t xml:space="preserve">TIMEZONE</w:t>
@@ -3676,6 +3745,7 @@
           <w:p>
             <w:pPr>
               <w:pStyle w:val="Compact"/>
+              <w:spacing w:before="0" w:after="0" w:line="240" w:lineRule="auto"/>
             </w:pPr>
             <w:r>
               <w:t xml:space="preserve">calc.exe</w:t>
@@ -3687,6 +3757,7 @@
           <w:p>
             <w:pPr>
               <w:pStyle w:val="Compact"/>
+              <w:spacing w:before="0" w:after="0" w:line="240" w:lineRule="auto"/>
             </w:pPr>
             <w:r>
               <w:t xml:space="preserve">Пояснити різницю між командами ver, winver і systeminfo</w:t>
@@ -3700,6 +3771,7 @@
           <w:p>
             <w:pPr>
               <w:pStyle w:val="Compact"/>
+              <w:spacing w:before="0" w:after="0" w:line="240" w:lineRule="auto"/>
             </w:pPr>
             <w:r>
               <w:t xml:space="preserve">7</w:t>
@@ -3711,6 +3783,7 @@
           <w:p>
             <w:pPr>
               <w:pStyle w:val="Compact"/>
+              <w:spacing w:before="0" w:after="0" w:line="240" w:lineRule="auto"/>
             </w:pPr>
             <w:r>
               <w:t xml:space="preserve">Модель і частота процесора</w:t>
@@ -3722,6 +3795,7 @@
           <w:p>
             <w:pPr>
               <w:pStyle w:val="Compact"/>
+              <w:spacing w:before="0" w:after="0" w:line="240" w:lineRule="auto"/>
             </w:pPr>
             <w:r>
               <w:t xml:space="preserve">CPU_LAB</w:t>
@@ -3748,6 +3822,7 @@
           <w:p>
             <w:pPr>
               <w:pStyle w:val="Compact"/>
+              <w:spacing w:before="0" w:after="0" w:line="240" w:lineRule="auto"/>
             </w:pPr>
             <w:r>
               <w:t xml:space="preserve">Визначити кількість логічних процесорів</w:t>
@@ -3759,6 +3834,7 @@
           <w:p>
             <w:pPr>
               <w:pStyle w:val="Compact"/>
+              <w:spacing w:before="0" w:after="0" w:line="240" w:lineRule="auto"/>
             </w:pPr>
           </w:p>
         </w:tc>
@@ -3769,6 +3845,7 @@
           <w:p>
             <w:pPr>
               <w:pStyle w:val="Compact"/>
+              <w:spacing w:before="0" w:after="0" w:line="240" w:lineRule="auto"/>
             </w:pPr>
             <w:r>
               <w:t xml:space="preserve">8</w:t>
@@ -3780,6 +3857,7 @@
           <w:p>
             <w:pPr>
               <w:pStyle w:val="Compact"/>
+              <w:spacing w:before="0" w:after="0" w:line="240" w:lineRule="auto"/>
             </w:pPr>
             <w:r>
               <w:t xml:space="preserve">Мова системи та мова введення</w:t>
@@ -3791,6 +3869,7 @@
           <w:p>
             <w:pPr>
               <w:pStyle w:val="Compact"/>
+              <w:spacing w:before="0" w:after="0" w:line="240" w:lineRule="auto"/>
             </w:pPr>
             <w:r>
               <w:t xml:space="preserve">LOCALE</w:t>
@@ -3808,6 +3887,7 @@
           <w:p>
             <w:pPr>
               <w:pStyle w:val="Compact"/>
+              <w:spacing w:before="0" w:after="0" w:line="240" w:lineRule="auto"/>
             </w:pPr>
             <w:r>
               <w:t xml:space="preserve">mspaint.exe</w:t>
@@ -3819,6 +3899,7 @@
           <w:p>
             <w:pPr>
               <w:pStyle w:val="Compact"/>
+              <w:spacing w:before="0" w:after="0" w:line="240" w:lineRule="auto"/>
             </w:pPr>
             <w:r>
               <w:t xml:space="preserve">Пояснити, чому фільтр findstr не спрацьовує на локалізованій Windows</w:t>
@@ -3832,6 +3913,7 @@
           <w:p>
             <w:pPr>
               <w:pStyle w:val="Compact"/>
+              <w:spacing w:before="0" w:after="0" w:line="240" w:lineRule="auto"/>
             </w:pPr>
             <w:r>
               <w:t xml:space="preserve">9</w:t>
@@ -3843,6 +3925,7 @@
           <w:p>
             <w:pPr>
               <w:pStyle w:val="Compact"/>
+              <w:spacing w:before="0" w:after="0" w:line="240" w:lineRule="auto"/>
             </w:pPr>
             <w:r>
               <w:t xml:space="preserve">Домен або робоча група</w:t>
@@ -3854,6 +3937,7 @@
           <w:p>
             <w:pPr>
               <w:pStyle w:val="Compact"/>
+              <w:spacing w:before="0" w:after="0" w:line="240" w:lineRule="auto"/>
             </w:pPr>
             <w:r>
               <w:t xml:space="preserve">NET01</w:t>
@@ -3871,6 +3955,7 @@
           <w:p>
             <w:pPr>
               <w:pStyle w:val="Compact"/>
+              <w:spacing w:before="0" w:after="0" w:line="240" w:lineRule="auto"/>
             </w:pPr>
             <w:r>
               <w:t xml:space="preserve">notepad.exe</w:t>
@@ -3882,6 +3967,7 @@
           <w:p>
             <w:pPr>
               <w:pStyle w:val="Compact"/>
+              <w:spacing w:before="0" w:after="0" w:line="240" w:lineRule="auto"/>
             </w:pPr>
             <w:r>
               <w:t xml:space="preserve">Отримати IP-адресу та MAC-адресу адаптера</w:t>
@@ -3895,6 +3981,7 @@
           <w:p>
             <w:pPr>
               <w:pStyle w:val="Compact"/>
+              <w:spacing w:before="0" w:after="0" w:line="240" w:lineRule="auto"/>
             </w:pPr>
             <w:r>
               <w:t xml:space="preserve">10</w:t>
@@ -3906,6 +3993,7 @@
           <w:p>
             <w:pPr>
               <w:pStyle w:val="Compact"/>
+              <w:spacing w:before="0" w:after="0" w:line="240" w:lineRule="auto"/>
             </w:pPr>
             <w:r>
               <w:t xml:space="preserve">Каталог встановлення Windows</w:t>
@@ -3917,6 +4005,7 @@
           <w:p>
             <w:pPr>
               <w:pStyle w:val="Compact"/>
+              <w:spacing w:before="0" w:after="0" w:line="240" w:lineRule="auto"/>
             </w:pPr>
             <w:r>
               <w:t xml:space="preserve">SYSROOT</w:t>
@@ -3934,6 +4023,7 @@
           <w:p>
             <w:pPr>
               <w:pStyle w:val="Compact"/>
+              <w:spacing w:before="0" w:after="0" w:line="240" w:lineRule="auto"/>
             </w:pPr>
             <w:r>
               <w:t xml:space="preserve">calc.exe</w:t>
@@ -3945,6 +4035,7 @@
           <w:p>
             <w:pPr>
               <w:pStyle w:val="Compact"/>
+              <w:spacing w:before="0" w:after="0" w:line="240" w:lineRule="auto"/>
             </w:pPr>
             <w:r>
               <w:t xml:space="preserve">Порівняти значення змінних SystemRoot і windir</w:t>
@@ -3958,6 +4049,7 @@
           <w:p>
             <w:pPr>
               <w:pStyle w:val="Compact"/>
+              <w:spacing w:before="0" w:after="0" w:line="240" w:lineRule="auto"/>
             </w:pPr>
             <w:r>
               <w:t xml:space="preserve">11</w:t>
@@ -3969,6 +4061,7 @@
           <w:p>
             <w:pPr>
               <w:pStyle w:val="Compact"/>
+              <w:spacing w:before="0" w:after="0" w:line="240" w:lineRule="auto"/>
             </w:pPr>
             <w:r>
               <w:t xml:space="preserve">Виробник і модель системи</w:t>
@@ -3980,6 +4073,7 @@
           <w:p>
             <w:pPr>
               <w:pStyle w:val="Compact"/>
+              <w:spacing w:before="0" w:after="0" w:line="240" w:lineRule="auto"/>
             </w:pPr>
             <w:r>
               <w:t xml:space="preserve">HW_LAB</w:t>
@@ -3997,6 +4091,7 @@
           <w:p>
             <w:pPr>
               <w:pStyle w:val="Compact"/>
+              <w:spacing w:before="0" w:after="0" w:line="240" w:lineRule="auto"/>
             </w:pPr>
             <w:r>
               <w:t xml:space="preserve">notepad.exe</w:t>
@@ -4008,6 +4103,7 @@
           <w:p>
             <w:pPr>
               <w:pStyle w:val="Compact"/>
+              <w:spacing w:before="0" w:after="0" w:line="240" w:lineRule="auto"/>
             </w:pPr>
             <w:r>
               <w:t xml:space="preserve">Визначити загальну кількість запущених процесів двома способами</w:t>
@@ -4021,6 +4117,7 @@
           <w:p>
             <w:pPr>
               <w:pStyle w:val="Compact"/>
+              <w:spacing w:before="0" w:after="0" w:line="240" w:lineRule="auto"/>
             </w:pPr>
             <w:r>
               <w:t xml:space="preserve">12</w:t>
@@ -4032,6 +4129,7 @@
           <w:p>
             <w:pPr>
               <w:pStyle w:val="Compact"/>
+              <w:spacing w:before="0" w:after="0" w:line="240" w:lineRule="auto"/>
             </w:pPr>
             <w:r>
               <w:t xml:space="preserve">Обсяг доступної віртуальної пам’яті</w:t>
@@ -4043,6 +4141,7 @@
           <w:p>
             <w:pPr>
               <w:pStyle w:val="Compact"/>
+              <w:spacing w:before="0" w:after="0" w:line="240" w:lineRule="auto"/>
             </w:pPr>
             <w:r>
               <w:t xml:space="preserve">VMEM</w:t>
@@ -4060,6 +4159,7 @@
           <w:p>
             <w:pPr>
               <w:pStyle w:val="Compact"/>
+              <w:spacing w:before="0" w:after="0" w:line="240" w:lineRule="auto"/>
             </w:pPr>
             <w:r>
               <w:t xml:space="preserve">mspaint.exe</w:t>
@@ -4071,6 +4171,7 @@
           <w:p>
             <w:pPr>
               <w:pStyle w:val="Compact"/>
+              <w:spacing w:before="0" w:after="0" w:line="240" w:lineRule="auto"/>
             </w:pPr>
             <w:r>
               <w:t xml:space="preserve">Знайти п’ять процесів, що займають найбільше пам’яті</w:t>
@@ -4084,6 +4185,7 @@
           <w:p>
             <w:pPr>
               <w:pStyle w:val="Compact"/>
+              <w:spacing w:before="0" w:after="0" w:line="240" w:lineRule="auto"/>
             </w:pPr>
             <w:r>
               <w:t xml:space="preserve">13</w:t>
@@ -4095,6 +4197,7 @@
           <w:p>
             <w:pPr>
               <w:pStyle w:val="Compact"/>
+              <w:spacing w:before="0" w:after="0" w:line="240" w:lineRule="auto"/>
             </w:pPr>
             <w:r>
               <w:t xml:space="preserve">Дата встановлення системи</w:t>
@@ -4106,6 +4209,7 @@
           <w:p>
             <w:pPr>
               <w:pStyle w:val="Compact"/>
+              <w:spacing w:before="0" w:after="0" w:line="240" w:lineRule="auto"/>
             </w:pPr>
             <w:r>
               <w:t xml:space="preserve">INSTALL</w:t>
@@ -4123,6 +4227,7 @@
           <w:p>
             <w:pPr>
               <w:pStyle w:val="Compact"/>
+              <w:spacing w:before="0" w:after="0" w:line="240" w:lineRule="auto"/>
             </w:pPr>
             <w:r>
               <w:t xml:space="preserve">notepad.exe</w:t>
@@ -4134,6 +4239,7 @@
           <w:p>
             <w:pPr>
               <w:pStyle w:val="Compact"/>
+              <w:spacing w:before="0" w:after="0" w:line="240" w:lineRule="auto"/>
             </w:pPr>
             <w:r>
               <w:t xml:space="preserve">Пояснити, що станеться, якщо видалити каталог із PATH</w:t>
@@ -4147,6 +4253,7 @@
           <w:p>
             <w:pPr>
               <w:pStyle w:val="Compact"/>
+              <w:spacing w:before="0" w:after="0" w:line="240" w:lineRule="auto"/>
             </w:pPr>
             <w:r>
               <w:t xml:space="preserve">14</w:t>
@@ -4158,6 +4265,7 @@
           <w:p>
             <w:pPr>
               <w:pStyle w:val="Compact"/>
+              <w:spacing w:before="0" w:after="0" w:line="240" w:lineRule="auto"/>
             </w:pPr>
             <w:r>
               <w:t xml:space="preserve">Ім’я сервера входу в систему</w:t>
@@ -4169,6 +4277,7 @@
           <w:p>
             <w:pPr>
               <w:pStyle w:val="Compact"/>
+              <w:spacing w:before="0" w:after="0" w:line="240" w:lineRule="auto"/>
             </w:pPr>
             <w:r>
               <w:t xml:space="preserve">LOGON</w:t>
@@ -4186,6 +4295,7 @@
           <w:p>
             <w:pPr>
               <w:pStyle w:val="Compact"/>
+              <w:spacing w:before="0" w:after="0" w:line="240" w:lineRule="auto"/>
             </w:pPr>
             <w:r>
               <w:t xml:space="preserve">calc.exe</w:t>
@@ -4197,6 +4307,7 @@
           <w:p>
             <w:pPr>
               <w:pStyle w:val="Compact"/>
+              <w:spacing w:before="0" w:after="0" w:line="240" w:lineRule="auto"/>
             </w:pPr>
             <w:r>
               <w:t xml:space="preserve">Вивести перелік груп користувача</w:t>
@@ -4210,6 +4321,7 @@
           <w:p>
             <w:pPr>
               <w:pStyle w:val="Compact"/>
+              <w:spacing w:before="0" w:after="0" w:line="240" w:lineRule="auto"/>
             </w:pPr>
             <w:r>
               <w:t xml:space="preserve">15</w:t>
@@ -4221,6 +4333,7 @@
           <w:p>
             <w:pPr>
               <w:pStyle w:val="Compact"/>
+              <w:spacing w:before="0" w:after="0" w:line="240" w:lineRule="auto"/>
             </w:pPr>
             <w:r>
               <w:t xml:space="preserve">Кількість мережевих адаптерів</w:t>
@@ -4232,6 +4345,7 @@
           <w:p>
             <w:pPr>
               <w:pStyle w:val="Compact"/>
+              <w:spacing w:before="0" w:after="0" w:line="240" w:lineRule="auto"/>
             </w:pPr>
             <w:r>
               <w:t xml:space="preserve">NIC</w:t>
@@ -4249,6 +4363,7 @@
           <w:p>
             <w:pPr>
               <w:pStyle w:val="Compact"/>
+              <w:spacing w:before="0" w:after="0" w:line="240" w:lineRule="auto"/>
             </w:pPr>
             <w:r>
               <w:t xml:space="preserve">notepad.exe</w:t>
@@ -4260,6 +4375,7 @@
           <w:p>
             <w:pPr>
               <w:pStyle w:val="Compact"/>
+              <w:spacing w:before="0" w:after="0" w:line="240" w:lineRule="auto"/>
             </w:pPr>
             <w:r>
               <w:t xml:space="preserve">Виконати ping з логуванням у файл</w:t>
@@ -4273,6 +4389,7 @@
           <w:p>
             <w:pPr>
               <w:pStyle w:val="Compact"/>
+              <w:spacing w:before="0" w:after="0" w:line="240" w:lineRule="auto"/>
             </w:pPr>
             <w:r>
               <w:t xml:space="preserve">16</w:t>
@@ -4284,6 +4401,7 @@
           <w:p>
             <w:pPr>
               <w:pStyle w:val="Compact"/>
+              <w:spacing w:before="0" w:after="0" w:line="240" w:lineRule="auto"/>
             </w:pPr>
             <w:r>
               <w:t xml:space="preserve">Стан служби Windows Update</w:t>
@@ -4295,6 +4413,7 @@
           <w:p>
             <w:pPr>
               <w:pStyle w:val="Compact"/>
+              <w:spacing w:before="0" w:after="0" w:line="240" w:lineRule="auto"/>
             </w:pPr>
             <w:r>
               <w:t xml:space="preserve">SVC</w:t>
@@ -4312,6 +4431,7 @@
           <w:p>
             <w:pPr>
               <w:pStyle w:val="Compact"/>
+              <w:spacing w:before="0" w:after="0" w:line="240" w:lineRule="auto"/>
             </w:pPr>
             <w:r>
               <w:t xml:space="preserve">mspaint.exe</w:t>
@@ -4323,6 +4443,7 @@
           <w:p>
             <w:pPr>
               <w:pStyle w:val="Compact"/>
+              <w:spacing w:before="0" w:after="0" w:line="240" w:lineRule="auto"/>
             </w:pPr>
             <w:r>
               <w:t xml:space="preserve">Порівняти вивід sc query і Get-Service</w:t>
@@ -4336,6 +4457,7 @@
           <w:p>
             <w:pPr>
               <w:pStyle w:val="Compact"/>
+              <w:spacing w:before="0" w:after="0" w:line="240" w:lineRule="auto"/>
             </w:pPr>
             <w:r>
               <w:t xml:space="preserve">17</w:t>
@@ -4347,6 +4469,7 @@
           <w:p>
             <w:pPr>
               <w:pStyle w:val="Compact"/>
+              <w:spacing w:before="0" w:after="0" w:line="240" w:lineRule="auto"/>
             </w:pPr>
             <w:r>
               <w:t xml:space="preserve">Розрядність системи та процесора</w:t>
@@ -4358,6 +4481,7 @@
           <w:p>
             <w:pPr>
               <w:pStyle w:val="Compact"/>
+              <w:spacing w:before="0" w:after="0" w:line="240" w:lineRule="auto"/>
             </w:pPr>
             <w:r>
               <w:t xml:space="preserve">ARCH</w:t>
@@ -4375,6 +4499,7 @@
           <w:p>
             <w:pPr>
               <w:pStyle w:val="Compact"/>
+              <w:spacing w:before="0" w:after="0" w:line="240" w:lineRule="auto"/>
             </w:pPr>
             <w:r>
               <w:t xml:space="preserve">notepad.exe</w:t>
@@ -4386,6 +4511,7 @@
           <w:p>
             <w:pPr>
               <w:pStyle w:val="Compact"/>
+              <w:spacing w:before="0" w:after="0" w:line="240" w:lineRule="auto"/>
             </w:pPr>
             <w:r>
               <w:t xml:space="preserve">Пояснити різницю між Program Files і Program Files (x86)</w:t>
@@ -4399,6 +4525,7 @@
           <w:p>
             <w:pPr>
               <w:pStyle w:val="Compact"/>
+              <w:spacing w:before="0" w:after="0" w:line="240" w:lineRule="auto"/>
             </w:pPr>
             <w:r>
               <w:t xml:space="preserve">18</w:t>
@@ -4410,6 +4537,7 @@
           <w:p>
             <w:pPr>
               <w:pStyle w:val="Compact"/>
+              <w:spacing w:before="0" w:after="0" w:line="240" w:lineRule="auto"/>
             </w:pPr>
             <w:r>
               <w:t xml:space="preserve">Версія PowerShell</w:t>
@@ -4421,6 +4549,7 @@
           <w:p>
             <w:pPr>
               <w:pStyle w:val="Compact"/>
+              <w:spacing w:before="0" w:after="0" w:line="240" w:lineRule="auto"/>
             </w:pPr>
             <w:r>
               <w:t xml:space="preserve">PS_LAB</w:t>
@@ -4438,6 +4567,7 @@
           <w:p>
             <w:pPr>
               <w:pStyle w:val="Compact"/>
+              <w:spacing w:before="0" w:after="0" w:line="240" w:lineRule="auto"/>
             </w:pPr>
             <w:r>
               <w:t xml:space="preserve">calc.exe</w:t>
@@ -4449,6 +4579,7 @@
           <w:p>
             <w:pPr>
               <w:pStyle w:val="Compact"/>
+              <w:spacing w:before="0" w:after="0" w:line="240" w:lineRule="auto"/>
             </w:pPr>
             <w:r>
               <w:t xml:space="preserve">Вивести $PSVersionTable</w:t>
@@ -4462,6 +4593,7 @@
           <w:p>
             <w:pPr>
               <w:pStyle w:val="Compact"/>
+              <w:spacing w:before="0" w:after="0" w:line="240" w:lineRule="auto"/>
             </w:pPr>
             <w:r>
               <w:t xml:space="preserve">19</w:t>
@@ -4473,6 +4605,7 @@
           <w:p>
             <w:pPr>
               <w:pStyle w:val="Compact"/>
+              <w:spacing w:before="0" w:after="0" w:line="240" w:lineRule="auto"/>
             </w:pPr>
             <w:r>
               <w:t xml:space="preserve">Обсяг вільного місця на системному диску</w:t>
@@ -4484,6 +4617,7 @@
           <w:p>
             <w:pPr>
               <w:pStyle w:val="Compact"/>
+              <w:spacing w:before="0" w:after="0" w:line="240" w:lineRule="auto"/>
             </w:pPr>
             <w:r>
               <w:t xml:space="preserve">DISK</w:t>
@@ -4507,6 +4641,7 @@
           <w:p>
             <w:pPr>
               <w:pStyle w:val="Compact"/>
+              <w:spacing w:before="0" w:after="0" w:line="240" w:lineRule="auto"/>
             </w:pPr>
             <w:r>
               <w:t xml:space="preserve">notepad.exe</w:t>
@@ -4518,6 +4653,7 @@
           <w:p>
             <w:pPr>
               <w:pStyle w:val="Compact"/>
+              <w:spacing w:before="0" w:after="0" w:line="240" w:lineRule="auto"/>
             </w:pPr>
             <w:r>
               <w:t xml:space="preserve">Знайти файли розміром понад 100 МБ засобами PowerShell</w:t>
@@ -4531,6 +4667,7 @@
           <w:p>
             <w:pPr>
               <w:pStyle w:val="Compact"/>
+              <w:spacing w:before="0" w:after="0" w:line="240" w:lineRule="auto"/>
             </w:pPr>
             <w:r>
               <w:t xml:space="preserve">20</w:t>
@@ -4542,6 +4679,7 @@
           <w:p>
             <w:pPr>
               <w:pStyle w:val="Compact"/>
+              <w:spacing w:before="0" w:after="0" w:line="240" w:lineRule="auto"/>
             </w:pPr>
             <w:r>
               <w:t xml:space="preserve">Перелік запущених служб (кількість)</w:t>
@@ -4553,6 +4691,7 @@
           <w:p>
             <w:pPr>
               <w:pStyle w:val="Compact"/>
+              <w:spacing w:before="0" w:after="0" w:line="240" w:lineRule="auto"/>
             </w:pPr>
             <w:r>
               <w:t xml:space="preserve">SERV</w:t>
@@ -4579,6 +4718,7 @@
           <w:p>
             <w:pPr>
               <w:pStyle w:val="Compact"/>
+              <w:spacing w:before="0" w:after="0" w:line="240" w:lineRule="auto"/>
             </w:pPr>
             <w:r>
               <w:t xml:space="preserve">Пояснити, чому tasklist /svc показує кілька служб в одному процесі svchost.exe</w:t>
@@ -4590,6 +4730,7 @@
           <w:p>
             <w:pPr>
               <w:pStyle w:val="Compact"/>
+              <w:spacing w:before="0" w:after="0" w:line="240" w:lineRule="auto"/>
             </w:pPr>
           </w:p>
         </w:tc>
@@ -4944,7 +5085,7 @@
     <w:multiLevelType w:val="multilevel"/>
     <w:lvl w:ilvl="0">
       <w:numFmt w:val="bullet"/>
-      <w:lvlText w:val="–"/>
+      <w:lvlText w:val=" "/>
       <w:lvlJc w:val="left"/>
       <w:pPr>
         <w:ind w:left="1134" w:hanging="425"/>
@@ -4952,7 +5093,7 @@
     </w:lvl>
     <w:lvl w:ilvl="1">
       <w:numFmt w:val="bullet"/>
-      <w:lvlText w:val="–"/>
+      <w:lvlText w:val=" "/>
       <w:lvlJc w:val="left"/>
       <w:pPr>
         <w:ind w:left="1701" w:hanging="425"/>
@@ -4960,7 +5101,7 @@
     </w:lvl>
     <w:lvl w:ilvl="2">
       <w:numFmt w:val="bullet"/>
-      <w:lvlText w:val="–"/>
+      <w:lvlText w:val=" "/>
       <w:lvlJc w:val="left"/>
       <w:pPr>
         <w:ind w:left="2268" w:hanging="425"/>
@@ -4968,7 +5109,7 @@
     </w:lvl>
     <w:lvl w:ilvl="3">
       <w:numFmt w:val="bullet"/>
-      <w:lvlText w:val="–"/>
+      <w:lvlText w:val=" "/>
       <w:lvlJc w:val="left"/>
       <w:pPr>
         <w:ind w:left="2835" w:hanging="425"/>
@@ -4976,7 +5117,7 @@
     </w:lvl>
     <w:lvl w:ilvl="4">
       <w:numFmt w:val="bullet"/>
-      <w:lvlText w:val="–"/>
+      <w:lvlText w:val=" "/>
       <w:lvlJc w:val="left"/>
       <w:pPr>
         <w:ind w:left="3402" w:hanging="425"/>
@@ -4984,7 +5125,7 @@
     </w:lvl>
     <w:lvl w:ilvl="5">
       <w:numFmt w:val="bullet"/>
-      <w:lvlText w:val="–"/>
+      <w:lvlText w:val=" "/>
       <w:lvlJc w:val="left"/>
       <w:pPr>
         <w:ind w:left="3969" w:hanging="425"/>
@@ -4992,7 +5133,7 @@
     </w:lvl>
     <w:lvl w:ilvl="6">
       <w:numFmt w:val="bullet"/>
-      <w:lvlText w:val="–"/>
+      <w:lvlText w:val=" "/>
       <w:lvlJc w:val="left"/>
       <w:pPr>
         <w:ind w:left="4536" w:hanging="425"/>
@@ -5000,7 +5141,7 @@
     </w:lvl>
     <w:lvl w:ilvl="7">
       <w:numFmt w:val="bullet"/>
-      <w:lvlText w:val="–"/>
+      <w:lvlText w:val=" "/>
       <w:lvlJc w:val="left"/>
       <w:pPr>
         <w:ind w:left="5103" w:hanging="425"/>
@@ -5008,7 +5149,7 @@
     </w:lvl>
     <w:lvl w:ilvl="8">
       <w:numFmt w:val="bullet"/>
-      <w:lvlText w:val="–"/>
+      <w:lvlText w:val=" "/>
       <w:lvlJc w:val="left"/>
       <w:pPr>
         <w:ind w:left="5670" w:hanging="425"/>
@@ -6083,6 +6224,31 @@
       </w:tblCellMar>
     </w:tblPr>
   </w:style>
+  <w:style w:customStyle="1" w:styleId="Conclusion" w:type="paragraph">
+    <w:name w:val="Conclusion"/>
+    <w:basedOn w:val="BodyText"/>
+    <w:next w:val="BodyText"/>
+    <w:qFormat/>
+    <w:pPr>
+      <w:keepNext/>
+      <w:spacing w:after="0" w:before="240" w:line="312" w:lineRule="auto"/>
+    </w:pPr>
+  </w:style>
+  <w:style w:styleId="Header" w:type="paragraph">
+    <w:name w:val="header"/>
+    <w:basedOn w:val="Normal"/>
+    <w:qFormat/>
+    <w:pPr>
+      <w:spacing w:after="0" w:before="0" w:line="240" w:lineRule="auto"/>
+      <w:ind w:firstLine="0"/>
+      <w:jc w:val="right"/>
+    </w:pPr>
+    <w:rPr>
+      <w:rFonts w:ascii="Times New Roman" w:cs="Times New Roman" w:eastAsia="Times New Roman" w:hAnsi="Times New Roman"/>
+      <w:sz w:val="28"/>
+      <w:szCs w:val="28"/>
+    </w:rPr>
+  </w:style>
   <w:style w:type="paragraph" w:customStyle="1" w:styleId="TableCaption">
     <w:name w:val="TableCaption"/>
     <w:basedOn w:val="BodyText"/>
